--- a/Assets/Rechnung-Teamverwaltungssoftware.docx
+++ b/Assets/Rechnung-Teamverwaltungssoftware.docx
@@ -1153,7 +1153,14 @@
           <w:sz w:val="28"/>
           <w:szCs w:val="28"/>
         </w:rPr>
-        <w:t xml:space="preserve">Vielen Dank für Ihre Bestellung ! </w:t>
+        <w:t>Vielen Dank für Ihre Bestellung</w:t>
+      </w:r>
+      <w:r>
+        <w:rPr>
+          <w:sz w:val="28"/>
+          <w:szCs w:val="28"/>
+        </w:rPr>
+        <w:t xml:space="preserve">. </w:t>
       </w:r>
       <w:r>
         <w:rPr>
@@ -1243,10 +1250,6 @@
           <w:tcPr>
             <w:cnfStyle w:val="001000000100" w:firstRow="0" w:lastRow="0" w:firstColumn="1" w:lastColumn="0" w:oddVBand="0" w:evenVBand="0" w:oddHBand="0" w:evenHBand="0" w:firstRowFirstColumn="1" w:firstRowLastColumn="0" w:lastRowFirstColumn="0" w:lastRowLastColumn="0"/>
             <w:tcW w:w="3261" w:type="dxa"/>
-            <w:tcBorders>
-              <w:bottom w:val="none" w:sz="0" w:space="0" w:color="auto"/>
-              <w:right w:val="none" w:sz="0" w:space="0" w:color="auto"/>
-            </w:tcBorders>
           </w:tcPr>
           <w:p>
             <w:pPr>
@@ -1267,9 +1270,6 @@
         <w:tc>
           <w:tcPr>
             <w:tcW w:w="2119" w:type="dxa"/>
-            <w:tcBorders>
-              <w:bottom w:val="none" w:sz="0" w:space="0" w:color="auto"/>
-            </w:tcBorders>
           </w:tcPr>
           <w:p>
             <w:pPr>
@@ -1292,9 +1292,6 @@
         <w:tc>
           <w:tcPr>
             <w:tcW w:w="2691" w:type="dxa"/>
-            <w:tcBorders>
-              <w:bottom w:val="none" w:sz="0" w:space="0" w:color="auto"/>
-            </w:tcBorders>
           </w:tcPr>
           <w:p>
             <w:pPr>
@@ -1317,9 +1314,6 @@
         <w:tc>
           <w:tcPr>
             <w:tcW w:w="2691" w:type="dxa"/>
-            <w:tcBorders>
-              <w:bottom w:val="none" w:sz="0" w:space="0" w:color="auto"/>
-            </w:tcBorders>
           </w:tcPr>
           <w:p>
             <w:pPr>
@@ -1348,9 +1342,6 @@
           <w:tcPr>
             <w:cnfStyle w:val="001000000000" w:firstRow="0" w:lastRow="0" w:firstColumn="1" w:lastColumn="0" w:oddVBand="0" w:evenVBand="0" w:oddHBand="0" w:evenHBand="0" w:firstRowFirstColumn="0" w:firstRowLastColumn="0" w:lastRowFirstColumn="0" w:lastRowLastColumn="0"/>
             <w:tcW w:w="3261" w:type="dxa"/>
-            <w:tcBorders>
-              <w:right w:val="none" w:sz="0" w:space="0" w:color="auto"/>
-            </w:tcBorders>
           </w:tcPr>
           <w:p>
             <w:pPr>
@@ -1368,7 +1359,222 @@
                 <w:sz w:val="28"/>
                 <w:szCs w:val="28"/>
               </w:rPr>
-              <w:t>Erstellen und planen der Datenbank</w:t>
+              <w:t>Kick-off meeting und weitere besprechung</w:t>
+            </w:r>
+            <w:r>
+              <w:rPr>
+                <w:b w:val="0"/>
+                <w:bCs w:val="0"/>
+                <w:sz w:val="28"/>
+                <w:szCs w:val="28"/>
+              </w:rPr>
+              <w:t>en</w:t>
+            </w:r>
+          </w:p>
+        </w:tc>
+        <w:tc>
+          <w:tcPr>
+            <w:tcW w:w="2119" w:type="dxa"/>
+          </w:tcPr>
+          <w:p>
+            <w:pPr>
+              <w:jc w:val="center"/>
+              <w:cnfStyle w:val="000000100000" w:firstRow="0" w:lastRow="0" w:firstColumn="0" w:lastColumn="0" w:oddVBand="0" w:evenVBand="0" w:oddHBand="1" w:evenHBand="0" w:firstRowFirstColumn="0" w:firstRowLastColumn="0" w:lastRowFirstColumn="0" w:lastRowLastColumn="0"/>
+              <w:rPr>
+                <w:sz w:val="28"/>
+                <w:szCs w:val="28"/>
+              </w:rPr>
+            </w:pPr>
+            <w:r>
+              <w:rPr>
+                <w:sz w:val="28"/>
+                <w:szCs w:val="28"/>
+              </w:rPr>
+              <w:t>4</w:t>
+            </w:r>
+          </w:p>
+        </w:tc>
+        <w:tc>
+          <w:tcPr>
+            <w:tcW w:w="2691" w:type="dxa"/>
+          </w:tcPr>
+          <w:p>
+            <w:pPr>
+              <w:jc w:val="center"/>
+              <w:cnfStyle w:val="000000100000" w:firstRow="0" w:lastRow="0" w:firstColumn="0" w:lastColumn="0" w:oddVBand="0" w:evenVBand="0" w:oddHBand="1" w:evenHBand="0" w:firstRowFirstColumn="0" w:firstRowLastColumn="0" w:lastRowFirstColumn="0" w:lastRowLastColumn="0"/>
+              <w:rPr>
+                <w:sz w:val="28"/>
+                <w:szCs w:val="28"/>
+              </w:rPr>
+            </w:pPr>
+            <w:r>
+              <w:rPr>
+                <w:sz w:val="28"/>
+                <w:szCs w:val="28"/>
+              </w:rPr>
+              <w:t>45€</w:t>
+            </w:r>
+          </w:p>
+        </w:tc>
+        <w:tc>
+          <w:tcPr>
+            <w:tcW w:w="2691" w:type="dxa"/>
+          </w:tcPr>
+          <w:p>
+            <w:pPr>
+              <w:jc w:val="center"/>
+              <w:cnfStyle w:val="000000100000" w:firstRow="0" w:lastRow="0" w:firstColumn="0" w:lastColumn="0" w:oddVBand="0" w:evenVBand="0" w:oddHBand="1" w:evenHBand="0" w:firstRowFirstColumn="0" w:firstRowLastColumn="0" w:lastRowFirstColumn="0" w:lastRowLastColumn="0"/>
+              <w:rPr>
+                <w:sz w:val="28"/>
+                <w:szCs w:val="28"/>
+              </w:rPr>
+            </w:pPr>
+            <w:r>
+              <w:rPr>
+                <w:sz w:val="28"/>
+                <w:szCs w:val="28"/>
+              </w:rPr>
+              <w:t>180€</w:t>
+            </w:r>
+          </w:p>
+        </w:tc>
+      </w:tr>
+      <w:tr>
+        <w:tc>
+          <w:tcPr>
+            <w:cnfStyle w:val="001000000000" w:firstRow="0" w:lastRow="0" w:firstColumn="1" w:lastColumn="0" w:oddVBand="0" w:evenVBand="0" w:oddHBand="0" w:evenHBand="0" w:firstRowFirstColumn="0" w:firstRowLastColumn="0" w:lastRowFirstColumn="0" w:lastRowLastColumn="0"/>
+            <w:tcW w:w="3261" w:type="dxa"/>
+          </w:tcPr>
+          <w:p>
+            <w:pPr>
+              <w:rPr>
+                <w:b w:val="0"/>
+                <w:bCs w:val="0"/>
+                <w:sz w:val="28"/>
+                <w:szCs w:val="28"/>
+              </w:rPr>
+            </w:pPr>
+            <w:r>
+              <w:rPr>
+                <w:b w:val="0"/>
+                <w:bCs w:val="0"/>
+                <w:sz w:val="28"/>
+                <w:szCs w:val="28"/>
+              </w:rPr>
+              <w:lastRenderedPageBreak/>
+              <w:t>eR-MOdell erstellen</w:t>
+            </w:r>
+          </w:p>
+        </w:tc>
+        <w:tc>
+          <w:tcPr>
+            <w:tcW w:w="2119" w:type="dxa"/>
+          </w:tcPr>
+          <w:p>
+            <w:pPr>
+              <w:jc w:val="center"/>
+              <w:cnfStyle w:val="000000000000" w:firstRow="0" w:lastRow="0" w:firstColumn="0" w:lastColumn="0" w:oddVBand="0" w:evenVBand="0" w:oddHBand="0" w:evenHBand="0" w:firstRowFirstColumn="0" w:firstRowLastColumn="0" w:lastRowFirstColumn="0" w:lastRowLastColumn="0"/>
+              <w:rPr>
+                <w:sz w:val="28"/>
+                <w:szCs w:val="28"/>
+              </w:rPr>
+            </w:pPr>
+            <w:r>
+              <w:rPr>
+                <w:sz w:val="28"/>
+                <w:szCs w:val="28"/>
+              </w:rPr>
+              <w:t>3</w:t>
+            </w:r>
+          </w:p>
+        </w:tc>
+        <w:tc>
+          <w:tcPr>
+            <w:tcW w:w="2691" w:type="dxa"/>
+          </w:tcPr>
+          <w:p>
+            <w:pPr>
+              <w:jc w:val="center"/>
+              <w:cnfStyle w:val="000000000000" w:firstRow="0" w:lastRow="0" w:firstColumn="0" w:lastColumn="0" w:oddVBand="0" w:evenVBand="0" w:oddHBand="0" w:evenHBand="0" w:firstRowFirstColumn="0" w:firstRowLastColumn="0" w:lastRowFirstColumn="0" w:lastRowLastColumn="0"/>
+              <w:rPr>
+                <w:sz w:val="28"/>
+                <w:szCs w:val="28"/>
+              </w:rPr>
+            </w:pPr>
+            <w:r>
+              <w:rPr>
+                <w:sz w:val="28"/>
+                <w:szCs w:val="28"/>
+              </w:rPr>
+              <w:t>45€</w:t>
+            </w:r>
+          </w:p>
+        </w:tc>
+        <w:tc>
+          <w:tcPr>
+            <w:tcW w:w="2691" w:type="dxa"/>
+          </w:tcPr>
+          <w:p>
+            <w:pPr>
+              <w:jc w:val="center"/>
+              <w:cnfStyle w:val="000000000000" w:firstRow="0" w:lastRow="0" w:firstColumn="0" w:lastColumn="0" w:oddVBand="0" w:evenVBand="0" w:oddHBand="0" w:evenHBand="0" w:firstRowFirstColumn="0" w:firstRowLastColumn="0" w:lastRowFirstColumn="0" w:lastRowLastColumn="0"/>
+              <w:rPr>
+                <w:sz w:val="28"/>
+                <w:szCs w:val="28"/>
+              </w:rPr>
+            </w:pPr>
+            <w:r>
+              <w:rPr>
+                <w:sz w:val="28"/>
+                <w:szCs w:val="28"/>
+              </w:rPr>
+              <w:t>135€</w:t>
+            </w:r>
+          </w:p>
+        </w:tc>
+      </w:tr>
+      <w:tr>
+        <w:trPr>
+          <w:cnfStyle w:val="000000100000" w:firstRow="0" w:lastRow="0" w:firstColumn="0" w:lastColumn="0" w:oddVBand="0" w:evenVBand="0" w:oddHBand="1" w:evenHBand="0" w:firstRowFirstColumn="0" w:firstRowLastColumn="0" w:lastRowFirstColumn="0" w:lastRowLastColumn="0"/>
+        </w:trPr>
+        <w:tc>
+          <w:tcPr>
+            <w:cnfStyle w:val="001000000000" w:firstRow="0" w:lastRow="0" w:firstColumn="1" w:lastColumn="0" w:oddVBand="0" w:evenVBand="0" w:oddHBand="0" w:evenHBand="0" w:firstRowFirstColumn="0" w:firstRowLastColumn="0" w:lastRowFirstColumn="0" w:lastRowLastColumn="0"/>
+            <w:tcW w:w="3261" w:type="dxa"/>
+          </w:tcPr>
+          <w:p>
+            <w:pPr>
+              <w:rPr>
+                <w:sz w:val="28"/>
+                <w:szCs w:val="28"/>
+              </w:rPr>
+            </w:pPr>
+            <w:r>
+              <w:rPr>
+                <w:b w:val="0"/>
+                <w:bCs w:val="0"/>
+                <w:sz w:val="28"/>
+                <w:szCs w:val="28"/>
+              </w:rPr>
+              <w:t xml:space="preserve">Erstellen und </w:t>
+            </w:r>
+            <w:r>
+              <w:rPr>
+                <w:b w:val="0"/>
+                <w:bCs w:val="0"/>
+                <w:sz w:val="28"/>
+                <w:szCs w:val="28"/>
+              </w:rPr>
+              <w:t>Einrichten</w:t>
+            </w:r>
+            <w:r>
+              <w:rPr>
+                <w:b w:val="0"/>
+                <w:bCs w:val="0"/>
+                <w:sz w:val="28"/>
+                <w:szCs w:val="28"/>
+              </w:rPr>
+              <w:t xml:space="preserve"> der Datenbank</w:t>
             </w:r>
           </w:p>
         </w:tc>
@@ -1461,8 +1667,7 @@
                 <w:sz w:val="28"/>
                 <w:szCs w:val="28"/>
               </w:rPr>
-              <w:lastRenderedPageBreak/>
-              <w:t>eR-MOdell erstellen</w:t>
+              <w:t>Dokumentation schreiben</w:t>
             </w:r>
           </w:p>
         </w:tc>
@@ -1528,7 +1733,14 @@
                 <w:sz w:val="28"/>
                 <w:szCs w:val="28"/>
               </w:rPr>
-              <w:t>135€</w:t>
+              <w:t>135</w:t>
+            </w:r>
+            <w:r>
+              <w:rPr>
+                <w:sz w:val="28"/>
+                <w:szCs w:val="28"/>
+              </w:rPr>
+              <w:t>€</w:t>
             </w:r>
           </w:p>
         </w:tc>
@@ -1541,9 +1753,6 @@
           <w:tcPr>
             <w:cnfStyle w:val="001000000000" w:firstRow="0" w:lastRow="0" w:firstColumn="1" w:lastColumn="0" w:oddVBand="0" w:evenVBand="0" w:oddHBand="0" w:evenHBand="0" w:firstRowFirstColumn="0" w:firstRowLastColumn="0" w:lastRowFirstColumn="0" w:lastRowLastColumn="0"/>
             <w:tcW w:w="3261" w:type="dxa"/>
-            <w:tcBorders>
-              <w:right w:val="none" w:sz="0" w:space="0" w:color="auto"/>
-            </w:tcBorders>
           </w:tcPr>
           <w:p>
             <w:pPr>
@@ -1561,7 +1770,25 @@
                 <w:sz w:val="28"/>
                 <w:szCs w:val="28"/>
               </w:rPr>
-              <w:t>arbeit dokumentieren</w:t>
+              <w:t>Projekt</w:t>
+            </w:r>
+            <w:r>
+              <w:rPr>
+                <w:b w:val="0"/>
+                <w:bCs w:val="0"/>
+                <w:sz w:val="28"/>
+                <w:szCs w:val="28"/>
+              </w:rPr>
+              <w:t xml:space="preserve"> vollständig funktional </w:t>
+            </w:r>
+            <w:r>
+              <w:rPr>
+                <w:b w:val="0"/>
+                <w:bCs w:val="0"/>
+                <w:sz w:val="28"/>
+                <w:szCs w:val="28"/>
+              </w:rPr>
+              <w:t>programmieren</w:t>
             </w:r>
           </w:p>
         </w:tc>
@@ -1583,7 +1810,7 @@
                 <w:sz w:val="28"/>
                 <w:szCs w:val="28"/>
               </w:rPr>
-              <w:t>2</w:t>
+              <w:t>14</w:t>
             </w:r>
           </w:p>
         </w:tc>
@@ -1627,7 +1854,7 @@
                 <w:sz w:val="28"/>
                 <w:szCs w:val="28"/>
               </w:rPr>
-              <w:t>90€</w:t>
+              <w:t>630€</w:t>
             </w:r>
           </w:p>
         </w:tc>
@@ -1637,9 +1864,6 @@
           <w:tcPr>
             <w:cnfStyle w:val="001000000000" w:firstRow="0" w:lastRow="0" w:firstColumn="1" w:lastColumn="0" w:oddVBand="0" w:evenVBand="0" w:oddHBand="0" w:evenHBand="0" w:firstRowFirstColumn="0" w:firstRowLastColumn="0" w:lastRowFirstColumn="0" w:lastRowLastColumn="0"/>
             <w:tcW w:w="3261" w:type="dxa"/>
-            <w:tcBorders>
-              <w:right w:val="none" w:sz="0" w:space="0" w:color="auto"/>
-            </w:tcBorders>
           </w:tcPr>
           <w:p>
             <w:pPr>
@@ -1657,7 +1881,7 @@
                 <w:sz w:val="28"/>
                 <w:szCs w:val="28"/>
               </w:rPr>
-              <w:t>projektkompenten programmieren</w:t>
+              <w:t>Projekt responsiv designen</w:t>
             </w:r>
           </w:p>
         </w:tc>
@@ -1670,16 +1894,20 @@
               <w:jc w:val="center"/>
               <w:cnfStyle w:val="000000000000" w:firstRow="0" w:lastRow="0" w:firstColumn="0" w:lastColumn="0" w:oddVBand="0" w:evenVBand="0" w:oddHBand="0" w:evenHBand="0" w:firstRowFirstColumn="0" w:firstRowLastColumn="0" w:lastRowFirstColumn="0" w:lastRowLastColumn="0"/>
               <w:rPr>
+                <w:b/>
+                <w:bCs/>
                 <w:sz w:val="28"/>
                 <w:szCs w:val="28"/>
               </w:rPr>
             </w:pPr>
             <w:r>
               <w:rPr>
-                <w:sz w:val="28"/>
-                <w:szCs w:val="28"/>
-              </w:rPr>
-              <w:t>14</w:t>
+                <w:b/>
+                <w:bCs/>
+                <w:sz w:val="28"/>
+                <w:szCs w:val="28"/>
+              </w:rPr>
+              <w:t>BITTE EINFÜGEN</w:t>
             </w:r>
           </w:p>
         </w:tc>
@@ -1720,10 +1948,12 @@
             </w:pPr>
             <w:r>
               <w:rPr>
-                <w:sz w:val="28"/>
-                <w:szCs w:val="28"/>
-              </w:rPr>
-              <w:t>630€</w:t>
+                <w:b/>
+                <w:bCs/>
+                <w:sz w:val="28"/>
+                <w:szCs w:val="28"/>
+              </w:rPr>
+              <w:t>BITTE EINFÜGEN</w:t>
             </w:r>
           </w:p>
         </w:tc>
@@ -1736,9 +1966,6 @@
           <w:tcPr>
             <w:cnfStyle w:val="001000000000" w:firstRow="0" w:lastRow="0" w:firstColumn="1" w:lastColumn="0" w:oddVBand="0" w:evenVBand="0" w:oddHBand="0" w:evenHBand="0" w:firstRowFirstColumn="0" w:firstRowLastColumn="0" w:lastRowFirstColumn="0" w:lastRowLastColumn="0"/>
             <w:tcW w:w="3261" w:type="dxa"/>
-            <w:tcBorders>
-              <w:right w:val="none" w:sz="0" w:space="0" w:color="auto"/>
-            </w:tcBorders>
           </w:tcPr>
           <w:p>
             <w:pPr>
@@ -1832,9 +2059,6 @@
           <w:tcPr>
             <w:cnfStyle w:val="001000000000" w:firstRow="0" w:lastRow="0" w:firstColumn="1" w:lastColumn="0" w:oddVBand="0" w:evenVBand="0" w:oddHBand="0" w:evenHBand="0" w:firstRowFirstColumn="0" w:firstRowLastColumn="0" w:lastRowFirstColumn="0" w:lastRowLastColumn="0"/>
             <w:tcW w:w="3261" w:type="dxa"/>
-            <w:tcBorders>
-              <w:right w:val="none" w:sz="0" w:space="0" w:color="auto"/>
-            </w:tcBorders>
           </w:tcPr>
           <w:p>
             <w:pPr>
@@ -2057,14 +2281,7 @@
           <w:sz w:val="28"/>
           <w:szCs w:val="28"/>
         </w:rPr>
-        <w:t>1.</w:t>
-      </w:r>
-      <w:r>
-        <w:rPr>
-          <w:sz w:val="28"/>
-          <w:szCs w:val="28"/>
-        </w:rPr>
-        <w:t>890</w:t>
+        <w:t>2.115</w:t>
       </w:r>
       <w:r>
         <w:rPr>
@@ -2205,21 +2422,14 @@
           <w:sz w:val="28"/>
           <w:szCs w:val="28"/>
         </w:rPr>
-        <w:t xml:space="preserve">             </w:t>
-      </w:r>
-      <w:r>
-        <w:rPr>
-          <w:sz w:val="28"/>
-          <w:szCs w:val="28"/>
-        </w:rPr>
-        <w:t>3</w:t>
-      </w:r>
-      <w:r>
-        <w:rPr>
-          <w:sz w:val="28"/>
-          <w:szCs w:val="28"/>
-        </w:rPr>
-        <w:t>59</w:t>
+        <w:t xml:space="preserve">          </w:t>
+      </w:r>
+      <w:r>
+        <w:rPr>
+          <w:sz w:val="28"/>
+          <w:szCs w:val="28"/>
+        </w:rPr>
+        <w:t>401</w:t>
       </w:r>
       <w:r>
         <w:rPr>
@@ -2233,7 +2443,7 @@
           <w:sz w:val="28"/>
           <w:szCs w:val="28"/>
         </w:rPr>
-        <w:t>1</w:t>
+        <w:t>85</w:t>
       </w:r>
       <w:r>
         <w:rPr>
@@ -2358,7 +2568,7 @@
           <w:sz w:val="28"/>
           <w:szCs w:val="28"/>
         </w:rPr>
-        <w:t xml:space="preserve">         </w:t>
+        <w:t xml:space="preserve">      </w:t>
       </w:r>
       <w:r>
         <w:rPr>
@@ -2372,7 +2582,7 @@
           <w:sz w:val="28"/>
           <w:szCs w:val="28"/>
         </w:rPr>
-        <w:t>249</w:t>
+        <w:t>516</w:t>
       </w:r>
       <w:r>
         <w:rPr>
@@ -2386,7 +2596,7 @@
           <w:sz w:val="28"/>
           <w:szCs w:val="28"/>
         </w:rPr>
-        <w:t>1</w:t>
+        <w:t>85</w:t>
       </w:r>
       <w:r>
         <w:rPr>

--- a/Assets/Rechnung-Teamverwaltungssoftware.docx
+++ b/Assets/Rechnung-Teamverwaltungssoftware.docx
@@ -11,7 +11,7 @@
           <w:noProof/>
         </w:rPr>
         <w:drawing>
-          <wp:inline distT="0" distB="0" distL="0" distR="0" wp14:anchorId="281ED35C" wp14:editId="2F54B5FF">
+          <wp:inline distT="0" distB="0" distL="0" distR="0" wp14:anchorId="6ED9D5EC" wp14:editId="35F0B679">
             <wp:extent cx="2147777" cy="2147777"/>
             <wp:effectExtent l="0" t="0" r="0" b="0"/>
             <wp:docPr id="506990329" name="Grafik 1" descr="Ein Bild, das Text, Schrift, Screenshot, Grafiken enthält.&#10;&#10;KI-generierte Inhalte können fehlerhaft sein."/>
@@ -121,14 +121,14 @@
           <w:sz w:val="28"/>
           <w:szCs w:val="28"/>
         </w:rPr>
-        <w:t>55118 Mainz</w:t>
-      </w:r>
-      <w:r>
-        <w:rPr>
-          <w:sz w:val="28"/>
-          <w:szCs w:val="28"/>
-        </w:rPr>
-        <w:tab/>
+        <w:t>55118 Main</w:t>
+      </w:r>
+      <w:r>
+        <w:rPr>
+          <w:sz w:val="28"/>
+          <w:szCs w:val="28"/>
+        </w:rPr>
+        <w:t>z</w:t>
       </w:r>
       <w:r>
         <w:rPr>
@@ -177,79 +177,61 @@
           <w:sz w:val="28"/>
           <w:szCs w:val="28"/>
         </w:rPr>
-        <w:t>Joshua Schumacher</w:t>
-      </w:r>
-      <w:r>
-        <w:rPr>
-          <w:b/>
-          <w:bCs/>
-          <w:sz w:val="28"/>
-          <w:szCs w:val="28"/>
-        </w:rPr>
-        <w:t xml:space="preserve"> </w:t>
-      </w:r>
-      <w:r>
-        <w:rPr>
-          <w:b/>
-          <w:bCs/>
-          <w:sz w:val="28"/>
-          <w:szCs w:val="28"/>
-        </w:rPr>
-        <w:tab/>
-      </w:r>
-      <w:r>
-        <w:rPr>
-          <w:b/>
-          <w:bCs/>
-          <w:sz w:val="28"/>
-          <w:szCs w:val="28"/>
-        </w:rPr>
-        <w:tab/>
-      </w:r>
-      <w:r>
-        <w:rPr>
-          <w:b/>
-          <w:bCs/>
-          <w:sz w:val="28"/>
-          <w:szCs w:val="28"/>
-        </w:rPr>
-        <w:tab/>
-      </w:r>
-      <w:r>
-        <w:rPr>
-          <w:b/>
-          <w:bCs/>
-          <w:sz w:val="28"/>
-          <w:szCs w:val="28"/>
-        </w:rPr>
-        <w:tab/>
-      </w:r>
-      <w:r>
-        <w:rPr>
-          <w:b/>
-          <w:bCs/>
-          <w:sz w:val="28"/>
-          <w:szCs w:val="28"/>
-        </w:rPr>
-        <w:tab/>
-      </w:r>
-      <w:r>
-        <w:rPr>
-          <w:b/>
-          <w:bCs/>
-          <w:sz w:val="28"/>
-          <w:szCs w:val="28"/>
-        </w:rPr>
-        <w:t>Kontakt</w:t>
-      </w:r>
-      <w:r>
-        <w:rPr>
-          <w:b/>
-          <w:bCs/>
-          <w:sz w:val="28"/>
-          <w:szCs w:val="28"/>
-        </w:rPr>
-        <w:t>:</w:t>
+        <w:t xml:space="preserve">Joshua Schumacher </w:t>
+      </w:r>
+      <w:r>
+        <w:rPr>
+          <w:b/>
+          <w:bCs/>
+          <w:sz w:val="28"/>
+          <w:szCs w:val="28"/>
+        </w:rPr>
+        <w:tab/>
+      </w:r>
+      <w:r>
+        <w:rPr>
+          <w:b/>
+          <w:bCs/>
+          <w:sz w:val="28"/>
+          <w:szCs w:val="28"/>
+        </w:rPr>
+        <w:tab/>
+      </w:r>
+      <w:r>
+        <w:rPr>
+          <w:b/>
+          <w:bCs/>
+          <w:sz w:val="28"/>
+          <w:szCs w:val="28"/>
+        </w:rPr>
+        <w:tab/>
+      </w:r>
+      <w:r>
+        <w:rPr>
+          <w:b/>
+          <w:bCs/>
+          <w:sz w:val="28"/>
+          <w:szCs w:val="28"/>
+        </w:rPr>
+        <w:tab/>
+      </w:r>
+      <w:r>
+        <w:rPr>
+          <w:b/>
+          <w:bCs/>
+          <w:sz w:val="28"/>
+          <w:szCs w:val="28"/>
+        </w:rPr>
+        <w:tab/>
+      </w:r>
+      <w:r>
+        <w:rPr>
+          <w:b/>
+          <w:bCs/>
+          <w:sz w:val="28"/>
+          <w:szCs w:val="28"/>
+        </w:rPr>
+        <w:t>Kontakt:</w:t>
       </w:r>
       <w:r>
         <w:rPr>
@@ -276,16 +258,7 @@
           <w:sz w:val="28"/>
           <w:szCs w:val="28"/>
         </w:rPr>
-        <w:t>Musterstraße 3</w:t>
-      </w:r>
-      <w:r>
-        <w:rPr>
-          <w:b/>
-          <w:bCs/>
-          <w:sz w:val="28"/>
-          <w:szCs w:val="28"/>
-        </w:rPr>
-        <w:t xml:space="preserve">                                    </w:t>
+        <w:t xml:space="preserve">Musterstraße 3                                    </w:t>
       </w:r>
       <w:r>
         <w:rPr>
@@ -307,36 +280,7 @@
           <w:szCs w:val="28"/>
         </w:rPr>
         <w:tab/>
-      </w:r>
-      <w:proofErr w:type="spellStart"/>
-      <w:r>
-        <w:rPr>
-          <w:sz w:val="28"/>
-          <w:szCs w:val="28"/>
-        </w:rPr>
-        <w:t>E-mail</w:t>
-      </w:r>
-      <w:proofErr w:type="spellEnd"/>
-      <w:r>
-        <w:rPr>
-          <w:sz w:val="28"/>
-          <w:szCs w:val="28"/>
-        </w:rPr>
-        <w:t xml:space="preserve">:         </w:t>
-      </w:r>
-      <w:r>
-        <w:rPr>
-          <w:sz w:val="28"/>
-          <w:szCs w:val="28"/>
-        </w:rPr>
-        <w:t xml:space="preserve"> </w:t>
-      </w:r>
-      <w:r>
-        <w:rPr>
-          <w:sz w:val="28"/>
-          <w:szCs w:val="28"/>
-        </w:rPr>
-        <w:t>supportSmartIT@gmail.com</w:t>
+        <w:t>E-mail:          supportSmartIT@gmail.com</w:t>
       </w:r>
     </w:p>
     <w:p>
@@ -354,62 +298,32 @@
           <w:sz w:val="28"/>
           <w:szCs w:val="28"/>
         </w:rPr>
-        <w:t>55118 Mainz</w:t>
-      </w:r>
-      <w:r>
-        <w:rPr>
-          <w:b/>
-          <w:bCs/>
-          <w:sz w:val="28"/>
-          <w:szCs w:val="28"/>
-        </w:rPr>
-        <w:t xml:space="preserve">                                                </w:t>
-      </w:r>
-      <w:r>
-        <w:rPr>
-          <w:b/>
-          <w:bCs/>
-          <w:sz w:val="28"/>
-          <w:szCs w:val="28"/>
-        </w:rPr>
-        <w:tab/>
-      </w:r>
-      <w:r>
-        <w:rPr>
-          <w:b/>
-          <w:bCs/>
-          <w:sz w:val="28"/>
-          <w:szCs w:val="28"/>
-        </w:rPr>
-        <w:tab/>
-      </w:r>
-      <w:r>
-        <w:rPr>
-          <w:sz w:val="28"/>
-          <w:szCs w:val="28"/>
-        </w:rPr>
-        <w:t>Telefon:</w:t>
-      </w:r>
-      <w:r>
-        <w:rPr>
-          <w:sz w:val="28"/>
-          <w:szCs w:val="28"/>
-        </w:rPr>
-        <w:t xml:space="preserve">       </w:t>
-      </w:r>
-      <w:r>
-        <w:rPr>
-          <w:sz w:val="28"/>
-          <w:szCs w:val="28"/>
-        </w:rPr>
-        <w:t xml:space="preserve">                   </w:t>
-      </w:r>
-      <w:r>
-        <w:rPr>
-          <w:sz w:val="28"/>
-          <w:szCs w:val="28"/>
-        </w:rPr>
-        <w:t>+49 491/873838976</w:t>
+        <w:t xml:space="preserve">55118 Mainz                                                </w:t>
+      </w:r>
+      <w:r>
+        <w:rPr>
+          <w:b/>
+          <w:bCs/>
+          <w:sz w:val="28"/>
+          <w:szCs w:val="28"/>
+        </w:rPr>
+        <w:tab/>
+      </w:r>
+      <w:r>
+        <w:rPr>
+          <w:b/>
+          <w:bCs/>
+          <w:sz w:val="28"/>
+          <w:szCs w:val="28"/>
+        </w:rPr>
+        <w:tab/>
+      </w:r>
+      <w:r>
+        <w:rPr>
+          <w:sz w:val="28"/>
+          <w:szCs w:val="28"/>
+        </w:rPr>
+        <w:t>Telefon:                          +49 491/873838976</w:t>
       </w:r>
     </w:p>
     <w:p>
@@ -484,12 +398,6 @@
           <w:szCs w:val="28"/>
         </w:rPr>
         <w:tab/>
-      </w:r>
-      <w:r>
-        <w:rPr>
-          <w:sz w:val="28"/>
-          <w:szCs w:val="28"/>
-        </w:rPr>
         <w:t xml:space="preserve">Steuernummer: </w:t>
       </w:r>
       <w:r>
@@ -505,21 +413,7 @@
           <w:szCs w:val="28"/>
         </w:rPr>
         <w:tab/>
-        <w:t xml:space="preserve">      </w:t>
-      </w:r>
-      <w:r>
-        <w:rPr>
-          <w:sz w:val="28"/>
-          <w:szCs w:val="28"/>
-        </w:rPr>
-        <w:t xml:space="preserve">    </w:t>
-      </w:r>
-      <w:r>
-        <w:rPr>
-          <w:sz w:val="28"/>
-          <w:szCs w:val="28"/>
-        </w:rPr>
-        <w:t>DE496210657</w:t>
+        <w:t xml:space="preserve">          DE496210657</w:t>
       </w:r>
     </w:p>
     <w:p>
@@ -585,36 +479,7 @@
           <w:szCs w:val="28"/>
         </w:rPr>
         <w:tab/>
-      </w:r>
-      <w:proofErr w:type="spellStart"/>
-      <w:r>
-        <w:rPr>
-          <w:sz w:val="28"/>
-          <w:szCs w:val="28"/>
-        </w:rPr>
-        <w:t>Vat</w:t>
-      </w:r>
-      <w:proofErr w:type="spellEnd"/>
-      <w:r>
-        <w:rPr>
-          <w:sz w:val="28"/>
-          <w:szCs w:val="28"/>
-        </w:rPr>
-        <w:t xml:space="preserve">-Nummer:                           </w:t>
-      </w:r>
-      <w:r>
-        <w:rPr>
-          <w:sz w:val="28"/>
-          <w:szCs w:val="28"/>
-        </w:rPr>
-        <w:t xml:space="preserve">    </w:t>
-      </w:r>
-      <w:r>
-        <w:rPr>
-          <w:sz w:val="28"/>
-          <w:szCs w:val="28"/>
-        </w:rPr>
-        <w:t>DE496210657</w:t>
+        <w:t>Vat-Nummer:                               DE496210657</w:t>
       </w:r>
     </w:p>
     <w:p>
@@ -680,63 +545,7 @@
           <w:szCs w:val="28"/>
         </w:rPr>
         <w:tab/>
-        <w:t>EORI-Nummer:           DE</w:t>
-      </w:r>
-      <w:r>
-        <w:rPr>
-          <w:sz w:val="28"/>
-          <w:szCs w:val="28"/>
-        </w:rPr>
-        <w:t>9</w:t>
-      </w:r>
-      <w:r>
-        <w:rPr>
-          <w:sz w:val="28"/>
-          <w:szCs w:val="28"/>
-        </w:rPr>
-        <w:t>5</w:t>
-      </w:r>
-      <w:r>
-        <w:rPr>
-          <w:sz w:val="28"/>
-          <w:szCs w:val="28"/>
-        </w:rPr>
-        <w:t>441</w:t>
-      </w:r>
-      <w:r>
-        <w:rPr>
-          <w:sz w:val="28"/>
-          <w:szCs w:val="28"/>
-        </w:rPr>
-        <w:t>394863</w:t>
-      </w:r>
-      <w:r>
-        <w:rPr>
-          <w:sz w:val="28"/>
-          <w:szCs w:val="28"/>
-        </w:rPr>
-        <w:t>3</w:t>
-      </w:r>
-      <w:r>
-        <w:rPr>
-          <w:sz w:val="28"/>
-          <w:szCs w:val="28"/>
-        </w:rPr>
-        <w:t>8</w:t>
-      </w:r>
-      <w:r>
-        <w:rPr>
-          <w:sz w:val="28"/>
-          <w:szCs w:val="28"/>
-        </w:rPr>
-        <w:t>0</w:t>
-      </w:r>
-      <w:r>
-        <w:rPr>
-          <w:sz w:val="28"/>
-          <w:szCs w:val="28"/>
-        </w:rPr>
-        <w:t>9</w:t>
+        <w:t>EORI-Nummer:           DE954413948633809</w:t>
       </w:r>
     </w:p>
     <w:p>
@@ -857,20 +666,7 @@
           <w:szCs w:val="28"/>
         </w:rPr>
         <w:tab/>
-      </w:r>
-      <w:r>
-        <w:rPr>
-          <w:sz w:val="28"/>
-          <w:szCs w:val="28"/>
-        </w:rPr>
-        <w:t xml:space="preserve">   </w:t>
-      </w:r>
-      <w:r>
-        <w:rPr>
-          <w:sz w:val="28"/>
-          <w:szCs w:val="28"/>
-        </w:rPr>
-        <w:t>11.04.2025</w:t>
+        <w:t xml:space="preserve">   11.04.2025</w:t>
       </w:r>
     </w:p>
     <w:p>
@@ -936,59 +732,29 @@
           <w:szCs w:val="28"/>
         </w:rPr>
         <w:tab/>
-        <w:t>Kunden-</w:t>
-      </w:r>
-      <w:proofErr w:type="spellStart"/>
-      <w:r>
-        <w:rPr>
-          <w:sz w:val="28"/>
-          <w:szCs w:val="28"/>
-        </w:rPr>
-        <w:t>Nr</w:t>
-      </w:r>
-      <w:proofErr w:type="spellEnd"/>
-      <w:r>
-        <w:rPr>
-          <w:sz w:val="28"/>
-          <w:szCs w:val="28"/>
-        </w:rPr>
-        <w:t xml:space="preserve">: </w:t>
-      </w:r>
-      <w:r>
-        <w:rPr>
-          <w:sz w:val="28"/>
-          <w:szCs w:val="28"/>
-        </w:rPr>
-        <w:tab/>
-      </w:r>
-      <w:r>
-        <w:rPr>
-          <w:sz w:val="28"/>
-          <w:szCs w:val="28"/>
-        </w:rPr>
-        <w:tab/>
-      </w:r>
-      <w:r>
-        <w:rPr>
-          <w:sz w:val="28"/>
-          <w:szCs w:val="28"/>
-        </w:rPr>
-        <w:tab/>
-        <w:t xml:space="preserve">   </w:t>
-      </w:r>
-      <w:r>
-        <w:rPr>
-          <w:sz w:val="28"/>
-          <w:szCs w:val="28"/>
-        </w:rPr>
-        <w:t xml:space="preserve">   </w:t>
-      </w:r>
-      <w:r>
-        <w:rPr>
-          <w:sz w:val="28"/>
-          <w:szCs w:val="28"/>
-        </w:rPr>
-        <w:t>28323785</w:t>
+        <w:t xml:space="preserve">Kunden-Nr: </w:t>
+      </w:r>
+      <w:r>
+        <w:rPr>
+          <w:sz w:val="28"/>
+          <w:szCs w:val="28"/>
+        </w:rPr>
+        <w:tab/>
+      </w:r>
+      <w:r>
+        <w:rPr>
+          <w:sz w:val="28"/>
+          <w:szCs w:val="28"/>
+        </w:rPr>
+        <w:tab/>
+      </w:r>
+      <w:r>
+        <w:rPr>
+          <w:sz w:val="28"/>
+          <w:szCs w:val="28"/>
+        </w:rPr>
+        <w:tab/>
+        <w:t xml:space="preserve">      28323785</w:t>
       </w:r>
     </w:p>
     <w:p>
@@ -1054,37 +820,7 @@
           <w:szCs w:val="28"/>
         </w:rPr>
         <w:tab/>
-        <w:t>Rechnungs-</w:t>
-      </w:r>
-      <w:proofErr w:type="spellStart"/>
-      <w:r>
-        <w:rPr>
-          <w:sz w:val="28"/>
-          <w:szCs w:val="28"/>
-        </w:rPr>
-        <w:t>Nr</w:t>
-      </w:r>
-      <w:proofErr w:type="spellEnd"/>
-      <w:r>
-        <w:rPr>
-          <w:sz w:val="28"/>
-          <w:szCs w:val="28"/>
-        </w:rPr>
-        <w:t xml:space="preserve">:                                    </w:t>
-      </w:r>
-      <w:r>
-        <w:rPr>
-          <w:sz w:val="28"/>
-          <w:szCs w:val="28"/>
-        </w:rPr>
-        <w:t xml:space="preserve">   </w:t>
-      </w:r>
-      <w:r>
-        <w:rPr>
-          <w:sz w:val="28"/>
-          <w:szCs w:val="28"/>
-        </w:rPr>
-        <w:t>2018967</w:t>
+        <w:t>Rechnungs-Nr:                                       2018967</w:t>
       </w:r>
     </w:p>
     <w:p>
@@ -1153,28 +889,7 @@
           <w:sz w:val="28"/>
           <w:szCs w:val="28"/>
         </w:rPr>
-        <w:t>Vielen Dank für Ihre Bestellung</w:t>
-      </w:r>
-      <w:r>
-        <w:rPr>
-          <w:sz w:val="28"/>
-          <w:szCs w:val="28"/>
-        </w:rPr>
-        <w:t xml:space="preserve">. </w:t>
-      </w:r>
-      <w:r>
-        <w:rPr>
-          <w:sz w:val="28"/>
-          <w:szCs w:val="28"/>
-        </w:rPr>
-        <w:t>Anbei erhalten Sie ihre Rechnung ihrer Bestellung vom 11.04.2025 mit der Bestellungsnummer 2018967.</w:t>
-      </w:r>
-      <w:r>
-        <w:rPr>
-          <w:sz w:val="28"/>
-          <w:szCs w:val="28"/>
-        </w:rPr>
-        <w:t xml:space="preserve"> Die Rechnung wurde bereits mit 11.04.2025 mit PayPal bezahlt.</w:t>
+        <w:t>Vielen Dank für Ihre Bestellung. Anbei erhalten Sie ihre Rechnung ihrer Bestellung vom 11.04.2025 mit der Bestellungsnummer 2018967. Die Rechnung wurde bereits mit 11.04.2025 mit PayPal bezahlt.</w:t>
       </w:r>
     </w:p>
     <w:p>
@@ -1733,14 +1448,7 @@
                 <w:sz w:val="28"/>
                 <w:szCs w:val="28"/>
               </w:rPr>
-              <w:t>135</w:t>
-            </w:r>
-            <w:r>
-              <w:rPr>
-                <w:sz w:val="28"/>
-                <w:szCs w:val="28"/>
-              </w:rPr>
-              <w:t>€</w:t>
+              <w:t>135€</w:t>
             </w:r>
           </w:p>
         </w:tc>
@@ -1770,16 +1478,7 @@
                 <w:sz w:val="28"/>
                 <w:szCs w:val="28"/>
               </w:rPr>
-              <w:t>Projekt</w:t>
-            </w:r>
-            <w:r>
-              <w:rPr>
-                <w:b w:val="0"/>
-                <w:bCs w:val="0"/>
-                <w:sz w:val="28"/>
-                <w:szCs w:val="28"/>
-              </w:rPr>
-              <w:t xml:space="preserve"> vollständig funktional </w:t>
+              <w:t xml:space="preserve">Projekt vollständig funktional </w:t>
             </w:r>
             <w:r>
               <w:rPr>
@@ -1894,20 +1593,16 @@
               <w:jc w:val="center"/>
               <w:cnfStyle w:val="000000000000" w:firstRow="0" w:lastRow="0" w:firstColumn="0" w:lastColumn="0" w:oddVBand="0" w:evenVBand="0" w:oddHBand="0" w:evenHBand="0" w:firstRowFirstColumn="0" w:firstRowLastColumn="0" w:lastRowFirstColumn="0" w:lastRowLastColumn="0"/>
               <w:rPr>
-                <w:b/>
-                <w:bCs/>
                 <w:sz w:val="28"/>
                 <w:szCs w:val="28"/>
               </w:rPr>
             </w:pPr>
             <w:r>
               <w:rPr>
-                <w:b/>
-                <w:bCs/>
-                <w:sz w:val="28"/>
-                <w:szCs w:val="28"/>
-              </w:rPr>
-              <w:t>BITTE EINFÜGEN</w:t>
+                <w:sz w:val="28"/>
+                <w:szCs w:val="28"/>
+              </w:rPr>
+              <w:t>7</w:t>
             </w:r>
           </w:p>
         </w:tc>
@@ -1948,12 +1643,10 @@
             </w:pPr>
             <w:r>
               <w:rPr>
-                <w:b/>
-                <w:bCs/>
-                <w:sz w:val="28"/>
-                <w:szCs w:val="28"/>
-              </w:rPr>
-              <w:t>BITTE EINFÜGEN</w:t>
+                <w:sz w:val="28"/>
+                <w:szCs w:val="28"/>
+              </w:rPr>
+              <w:t>315€</w:t>
             </w:r>
           </w:p>
         </w:tc>
@@ -2238,16 +1931,7 @@
           <w:sz w:val="28"/>
           <w:szCs w:val="28"/>
         </w:rPr>
-        <w:t>Summe Netto</w:t>
-      </w:r>
-      <w:r>
-        <w:rPr>
-          <w:b/>
-          <w:bCs/>
-          <w:sz w:val="28"/>
-          <w:szCs w:val="28"/>
-        </w:rPr>
-        <w:t>:</w:t>
+        <w:t>Summe Netto:</w:t>
       </w:r>
       <w:r>
         <w:rPr>
@@ -2265,23 +1949,14 @@
           <w:sz w:val="28"/>
           <w:szCs w:val="28"/>
         </w:rPr>
-        <w:t xml:space="preserve">           </w:t>
-      </w:r>
-      <w:r>
-        <w:rPr>
-          <w:b/>
-          <w:bCs/>
-          <w:sz w:val="28"/>
-          <w:szCs w:val="28"/>
-        </w:rPr>
-        <w:t xml:space="preserve">              </w:t>
-      </w:r>
-      <w:r>
-        <w:rPr>
-          <w:sz w:val="28"/>
-          <w:szCs w:val="28"/>
-        </w:rPr>
-        <w:t>2.115</w:t>
+        <w:t xml:space="preserve">                         </w:t>
+      </w:r>
+      <w:r>
+        <w:rPr>
+          <w:sz w:val="28"/>
+          <w:szCs w:val="28"/>
+        </w:rPr>
+        <w:t>2.430</w:t>
       </w:r>
       <w:r>
         <w:rPr>
@@ -2386,50 +2061,32 @@
           <w:sz w:val="28"/>
           <w:szCs w:val="28"/>
         </w:rPr>
-        <w:t xml:space="preserve">MwSt 19% </w:t>
-      </w:r>
-      <w:r>
-        <w:rPr>
-          <w:b/>
-          <w:bCs/>
-          <w:sz w:val="28"/>
-          <w:szCs w:val="28"/>
-        </w:rPr>
-        <w:t>:</w:t>
-      </w:r>
-      <w:r>
-        <w:rPr>
-          <w:b/>
-          <w:bCs/>
-          <w:sz w:val="28"/>
-          <w:szCs w:val="28"/>
-        </w:rPr>
-        <w:t xml:space="preserve">            </w:t>
-      </w:r>
-      <w:r>
-        <w:rPr>
-          <w:b/>
-          <w:bCs/>
-          <w:sz w:val="28"/>
-          <w:szCs w:val="28"/>
-        </w:rPr>
-        <w:t xml:space="preserve">            </w:t>
-      </w:r>
-      <w:r>
-        <w:rPr>
-          <w:b/>
-          <w:bCs/>
-          <w:sz w:val="28"/>
-          <w:szCs w:val="28"/>
-        </w:rPr>
-        <w:t xml:space="preserve">          </w:t>
-      </w:r>
-      <w:r>
-        <w:rPr>
-          <w:sz w:val="28"/>
-          <w:szCs w:val="28"/>
-        </w:rPr>
-        <w:t>401</w:t>
+        <w:t>MwSt 19% :</w:t>
+      </w:r>
+      <w:r>
+        <w:rPr>
+          <w:b/>
+          <w:bCs/>
+          <w:sz w:val="28"/>
+          <w:szCs w:val="28"/>
+        </w:rPr>
+        <w:t xml:space="preserve">                        </w:t>
+      </w:r>
+      <w:r>
+        <w:rPr>
+          <w:b/>
+          <w:bCs/>
+          <w:sz w:val="28"/>
+          <w:szCs w:val="28"/>
+        </w:rPr>
+        <w:t xml:space="preserve">             </w:t>
+      </w:r>
+      <w:r>
+        <w:rPr>
+          <w:sz w:val="28"/>
+          <w:szCs w:val="28"/>
+        </w:rPr>
+        <w:t>461</w:t>
       </w:r>
       <w:r>
         <w:rPr>
@@ -2443,7 +2100,7 @@
           <w:sz w:val="28"/>
           <w:szCs w:val="28"/>
         </w:rPr>
-        <w:t>85</w:t>
+        <w:t>7</w:t>
       </w:r>
       <w:r>
         <w:rPr>
@@ -2514,89 +2171,32 @@
           <w:sz w:val="28"/>
           <w:szCs w:val="28"/>
         </w:rPr>
-        <w:t>Gesamtbetrag</w:t>
-      </w:r>
-      <w:r>
-        <w:rPr>
-          <w:b/>
-          <w:bCs/>
-          <w:sz w:val="28"/>
-          <w:szCs w:val="28"/>
-        </w:rPr>
-        <w:t>:</w:t>
-      </w:r>
-      <w:r>
-        <w:rPr>
-          <w:b/>
-          <w:bCs/>
-          <w:sz w:val="28"/>
-          <w:szCs w:val="28"/>
-        </w:rPr>
-        <w:t xml:space="preserve">   </w:t>
-      </w:r>
-      <w:r>
-        <w:rPr>
-          <w:b/>
-          <w:bCs/>
-          <w:sz w:val="28"/>
-          <w:szCs w:val="28"/>
-        </w:rPr>
-        <w:t xml:space="preserve"> </w:t>
-      </w:r>
-      <w:r>
-        <w:rPr>
-          <w:b/>
-          <w:bCs/>
-          <w:sz w:val="28"/>
-          <w:szCs w:val="28"/>
-        </w:rPr>
-        <w:t xml:space="preserve">           </w:t>
-      </w:r>
-      <w:r>
-        <w:rPr>
-          <w:b/>
-          <w:bCs/>
-          <w:sz w:val="28"/>
-          <w:szCs w:val="28"/>
-        </w:rPr>
-        <w:t xml:space="preserve"> </w:t>
-      </w:r>
-      <w:r>
-        <w:rPr>
-          <w:b/>
-          <w:bCs/>
-          <w:sz w:val="28"/>
-          <w:szCs w:val="28"/>
-        </w:rPr>
-        <w:t xml:space="preserve">      </w:t>
-      </w:r>
-      <w:r>
-        <w:rPr>
-          <w:sz w:val="28"/>
-          <w:szCs w:val="28"/>
-        </w:rPr>
-        <w:t>2.</w:t>
-      </w:r>
-      <w:r>
-        <w:rPr>
-          <w:sz w:val="28"/>
-          <w:szCs w:val="28"/>
-        </w:rPr>
-        <w:t>516</w:t>
-      </w:r>
-      <w:r>
-        <w:rPr>
-          <w:sz w:val="28"/>
-          <w:szCs w:val="28"/>
-        </w:rPr>
-        <w:t>,</w:t>
-      </w:r>
-      <w:r>
-        <w:rPr>
-          <w:sz w:val="28"/>
-          <w:szCs w:val="28"/>
-        </w:rPr>
-        <w:t>85</w:t>
+        <w:t>Gesamtbetrag:</w:t>
+      </w:r>
+      <w:r>
+        <w:rPr>
+          <w:b/>
+          <w:bCs/>
+          <w:sz w:val="28"/>
+          <w:szCs w:val="28"/>
+        </w:rPr>
+        <w:t xml:space="preserve">               </w:t>
+      </w:r>
+      <w:r>
+        <w:rPr>
+          <w:b/>
+          <w:bCs/>
+          <w:sz w:val="28"/>
+          <w:szCs w:val="28"/>
+        </w:rPr>
+        <w:t xml:space="preserve">          </w:t>
+      </w:r>
+      <w:r>
+        <w:rPr>
+          <w:sz w:val="28"/>
+          <w:szCs w:val="28"/>
+        </w:rPr>
+        <w:t>2.891,7</w:t>
       </w:r>
       <w:r>
         <w:rPr>
@@ -2606,6 +2206,7 @@
         <w:t>€</w:t>
       </w:r>
     </w:p>
+    <w:p/>
     <w:sectPr>
       <w:footerReference w:type="even" r:id="rId7"/>
       <w:footerReference w:type="default" r:id="rId8"/>
@@ -2764,15 +2365,7 @@
       <w:ind w:right="360"/>
     </w:pPr>
     <w:r>
-      <w:t xml:space="preserve">Bankdaten                                                       Volksbank </w:t>
-    </w:r>
-    <w:proofErr w:type="spellStart"/>
-    <w:r>
-      <w:t>Raifeisenbanken</w:t>
-    </w:r>
-    <w:proofErr w:type="spellEnd"/>
-    <w:r>
-      <w:t xml:space="preserve"> AG</w:t>
+      <w:t>Bankdaten                                                       Volksbank Raifeisenbanken AG</w:t>
     </w:r>
   </w:p>
   <w:p>
@@ -3202,6 +2795,7 @@
   <w:style w:type="paragraph" w:default="1" w:styleId="Standard">
     <w:name w:val="Normal"/>
     <w:qFormat/>
+    <w:rsid w:val="00EF3DA4"/>
   </w:style>
   <w:style w:type="paragraph" w:styleId="berschrift1">
     <w:name w:val="heading 1"/>
